--- a/price-scope-ai/docs/价策AI产品使用说明书.docx
+++ b/price-scope-ai/docs/价策AI产品使用说明书.docx
@@ -76,7 +76,7 @@
           <w:color w:val="1F2940"/>
           <w:sz w:val="22"/>
         </w:rPr>
-        <w:t>版本 1.1  |  采集增强版</w:t>
+        <w:t>版本 1.2  |  价格拐点分析版</w:t>
       </w:r>
     </w:p>
     <w:p>
@@ -235,7 +235,7 @@
           <w:color w:val="1F2940"/>
           <w:sz w:val="22"/>
         </w:rPr>
-        <w:t xml:space="preserve">    定价策略体系</w:t>
+        <w:t xml:space="preserve">    价格拐点分析</w:t>
       </w:r>
     </w:p>
     <w:p>
@@ -257,7 +257,7 @@
           <w:color w:val="1F2940"/>
           <w:sz w:val="22"/>
         </w:rPr>
-        <w:t xml:space="preserve">    调价模拟器</w:t>
+        <w:t xml:space="preserve">    定价策略体系</w:t>
       </w:r>
     </w:p>
     <w:p>
@@ -279,7 +279,7 @@
           <w:color w:val="1F2940"/>
           <w:sz w:val="22"/>
         </w:rPr>
-        <w:t xml:space="preserve">    报告中心</w:t>
+        <w:t xml:space="preserve">    调价模拟器</w:t>
       </w:r>
     </w:p>
     <w:p>
@@ -301,7 +301,7 @@
           <w:color w:val="1F2940"/>
           <w:sz w:val="22"/>
         </w:rPr>
-        <w:t xml:space="preserve">    建议操作流程</w:t>
+        <w:t xml:space="preserve">    报告中心</w:t>
       </w:r>
     </w:p>
     <w:p>
@@ -323,6 +323,28 @@
           <w:color w:val="1F2940"/>
           <w:sz w:val="22"/>
         </w:rPr>
+        <w:t xml:space="preserve">    建议操作流程</w:t>
+      </w:r>
+    </w:p>
+    <w:p>
+      <w:pPr>
+        <w:spacing w:after="140"/>
+      </w:pPr>
+      <w:r>
+        <w:rPr>
+          <w:rFonts w:ascii="Calibri" w:hAnsi="Calibri" w:eastAsia="Microsoft YaHei"/>
+          <w:b/>
+          <w:color w:val="4F6FE8"/>
+          <w:sz w:val="20"/>
+        </w:rPr>
+        <w:t>11</w:t>
+      </w:r>
+      <w:r>
+        <w:rPr>
+          <w:rFonts w:ascii="Calibri" w:hAnsi="Calibri" w:eastAsia="Microsoft YaHei"/>
+          <w:color w:val="1F2940"/>
+          <w:sz w:val="22"/>
+        </w:rPr>
         <w:t xml:space="preserve">    数据安全与常见问题</w:t>
       </w:r>
     </w:p>
@@ -337,7 +359,7 @@
           <w:color w:val="4F6FE8"/>
           <w:sz w:val="20"/>
         </w:rPr>
-        <w:t>11</w:t>
+        <w:t>12</w:t>
       </w:r>
       <w:r>
         <w:rPr>
@@ -520,7 +542,7 @@
         <w:rPr>
           <w:rFonts w:ascii="Calibri" w:hAnsi="Calibri" w:eastAsia="Microsoft YaHei"/>
         </w:rPr>
-        <w:t>左侧导航包含经营驾驶舱、价格采集中心、价格诊断、调价模拟器、报告中心、数据中心和使用指引七个模块。</w:t>
+        <w:t>左侧导航包含经营驾驶舱、价格采集中心、价格诊断、价格拐点分析、调价模拟器、报告中心、数据中心和使用指引八个模块。</w:t>
       </w:r>
     </w:p>
     <w:p>
@@ -2322,7 +2344,408 @@
         <w:keepNext/>
       </w:pPr>
       <w:r>
-        <w:t>7. 定价策略体系</w:t>
+        <w:t>7. 价格拐点分析</w:t>
+      </w:r>
+    </w:p>
+    <w:p>
+      <w:r>
+        <w:rPr>
+          <w:rFonts w:ascii="Calibri" w:hAnsi="Calibri" w:eastAsia="Microsoft YaHei"/>
+        </w:rPr>
+        <w:t>价格拐点分析比较连续价格的变化方向，只在斜率反转且价格变动超过敏感度阈值时生成信号，并联合销量响应、市场价差和可信度给出建议动作。</w:t>
+      </w:r>
+    </w:p>
+    <w:tbl>
+      <w:tblPr>
+        <w:tblStyle w:val="TableGrid"/>
+        <w:tblW w:type="dxa" w:w="9360"/>
+        <w:tblLayout w:type="fixed"/>
+        <w:tblLook w:firstColumn="1" w:firstRow="1" w:lastColumn="0" w:lastRow="0" w:noHBand="0" w:noVBand="1" w:val="04A0"/>
+        <w:tblInd w:w="120" w:type="dxa"/>
+      </w:tblPr>
+      <w:tblGrid>
+        <w:gridCol w:w="2200"/>
+        <w:gridCol w:w="3100"/>
+        <w:gridCol w:w="4060"/>
+      </w:tblGrid>
+      <w:tr>
+        <w:trPr>
+          <w:tblHeader/>
+        </w:trPr>
+        <w:tc>
+          <w:tcPr>
+            <w:tcW w:type="dxa" w:w="2200"/>
+            <w:shd w:fill="E8EEF5"/>
+            <w:tcMar>
+              <w:top w:w="80" w:type="dxa"/>
+              <w:start w:w="120" w:type="dxa"/>
+              <w:bottom w:w="80" w:type="dxa"/>
+              <w:end w:w="120" w:type="dxa"/>
+            </w:tcMar>
+            <w:vAlign w:val="center"/>
+          </w:tcPr>
+          <w:p>
+            <w:pPr>
+              <w:jc w:val="center"/>
+            </w:pPr>
+            <w:r>
+              <w:rPr>
+                <w:rFonts w:ascii="Calibri" w:hAnsi="Calibri" w:eastAsia="Microsoft YaHei"/>
+                <w:b/>
+                <w:color w:val="1F2940"/>
+                <w:sz w:val="19"/>
+              </w:rPr>
+              <w:t>信号</w:t>
+            </w:r>
+          </w:p>
+        </w:tc>
+        <w:tc>
+          <w:tcPr>
+            <w:tcW w:type="dxa" w:w="3100"/>
+            <w:shd w:fill="E8EEF5"/>
+            <w:tcMar>
+              <w:top w:w="80" w:type="dxa"/>
+              <w:start w:w="120" w:type="dxa"/>
+              <w:bottom w:w="80" w:type="dxa"/>
+              <w:end w:w="120" w:type="dxa"/>
+            </w:tcMar>
+            <w:vAlign w:val="center"/>
+          </w:tcPr>
+          <w:p>
+            <w:pPr>
+              <w:jc w:val="center"/>
+            </w:pPr>
+            <w:r>
+              <w:rPr>
+                <w:rFonts w:ascii="Calibri" w:hAnsi="Calibri" w:eastAsia="Microsoft YaHei"/>
+                <w:b/>
+                <w:color w:val="1F2940"/>
+                <w:sz w:val="19"/>
+              </w:rPr>
+              <w:t>含义</w:t>
+            </w:r>
+          </w:p>
+        </w:tc>
+        <w:tc>
+          <w:tcPr>
+            <w:tcW w:type="dxa" w:w="4060"/>
+            <w:shd w:fill="E8EEF5"/>
+            <w:tcMar>
+              <w:top w:w="80" w:type="dxa"/>
+              <w:start w:w="120" w:type="dxa"/>
+              <w:bottom w:w="80" w:type="dxa"/>
+              <w:end w:w="120" w:type="dxa"/>
+            </w:tcMar>
+            <w:vAlign w:val="center"/>
+          </w:tcPr>
+          <w:p>
+            <w:pPr>
+              <w:jc w:val="center"/>
+            </w:pPr>
+            <w:r>
+              <w:rPr>
+                <w:rFonts w:ascii="Calibri" w:hAnsi="Calibri" w:eastAsia="Microsoft YaHei"/>
+                <w:b/>
+                <w:color w:val="1F2940"/>
+                <w:sz w:val="19"/>
+              </w:rPr>
+              <w:t>建议动作</w:t>
+            </w:r>
+          </w:p>
+        </w:tc>
+      </w:tr>
+      <w:tr>
+        <w:tc>
+          <w:tcPr>
+            <w:tcW w:type="dxa" w:w="2200"/>
+            <w:tcMar>
+              <w:top w:w="80" w:type="dxa"/>
+              <w:start w:w="120" w:type="dxa"/>
+              <w:bottom w:w="80" w:type="dxa"/>
+              <w:end w:w="120" w:type="dxa"/>
+            </w:tcMar>
+            <w:vAlign w:val="center"/>
+          </w:tcPr>
+          <w:p>
+            <w:pPr>
+              <w:jc w:val="center"/>
+            </w:pPr>
+            <w:r>
+              <w:rPr>
+                <w:rFonts w:ascii="Calibri" w:hAnsi="Calibri" w:eastAsia="Microsoft YaHei"/>
+                <w:sz w:val="18"/>
+              </w:rPr>
+              <w:t>降价止跌拐点</w:t>
+            </w:r>
+          </w:p>
+        </w:tc>
+        <w:tc>
+          <w:tcPr>
+            <w:tcW w:type="dxa" w:w="3100"/>
+            <w:tcMar>
+              <w:top w:w="80" w:type="dxa"/>
+              <w:start w:w="120" w:type="dxa"/>
+              <w:bottom w:w="80" w:type="dxa"/>
+              <w:end w:w="120" w:type="dxa"/>
+            </w:tcMar>
+            <w:vAlign w:val="center"/>
+          </w:tcPr>
+          <w:p>
+            <w:pPr>
+              <w:jc w:val="left"/>
+            </w:pPr>
+            <w:r>
+              <w:rPr>
+                <w:rFonts w:ascii="Calibri" w:hAnsi="Calibri" w:eastAsia="Microsoft YaHei"/>
+                <w:sz w:val="18"/>
+              </w:rPr>
+              <w:t>价格先下降后回升</w:t>
+            </w:r>
+          </w:p>
+        </w:tc>
+        <w:tc>
+          <w:tcPr>
+            <w:tcW w:type="dxa" w:w="4060"/>
+            <w:tcMar>
+              <w:top w:w="80" w:type="dxa"/>
+              <w:start w:w="120" w:type="dxa"/>
+              <w:bottom w:w="80" w:type="dxa"/>
+              <w:end w:w="120" w:type="dxa"/>
+            </w:tcMar>
+            <w:vAlign w:val="center"/>
+          </w:tcPr>
+          <w:p>
+            <w:pPr>
+              <w:jc w:val="center"/>
+            </w:pPr>
+            <w:r>
+              <w:rPr>
+                <w:rFonts w:ascii="Calibri" w:hAnsi="Calibri" w:eastAsia="Microsoft YaHei"/>
+                <w:sz w:val="18"/>
+              </w:rPr>
+              <w:t>检查销量响应，维持并观察 3—7 天</w:t>
+            </w:r>
+          </w:p>
+        </w:tc>
+      </w:tr>
+      <w:tr>
+        <w:tc>
+          <w:tcPr>
+            <w:tcW w:type="dxa" w:w="2200"/>
+            <w:tcMar>
+              <w:top w:w="80" w:type="dxa"/>
+              <w:start w:w="120" w:type="dxa"/>
+              <w:bottom w:w="80" w:type="dxa"/>
+              <w:end w:w="120" w:type="dxa"/>
+            </w:tcMar>
+            <w:vAlign w:val="center"/>
+          </w:tcPr>
+          <w:p>
+            <w:pPr>
+              <w:jc w:val="center"/>
+            </w:pPr>
+            <w:r>
+              <w:rPr>
+                <w:rFonts w:ascii="Calibri" w:hAnsi="Calibri" w:eastAsia="Microsoft YaHei"/>
+                <w:sz w:val="18"/>
+              </w:rPr>
+              <w:t>涨价转弱拐点</w:t>
+            </w:r>
+          </w:p>
+        </w:tc>
+        <w:tc>
+          <w:tcPr>
+            <w:tcW w:type="dxa" w:w="3100"/>
+            <w:tcMar>
+              <w:top w:w="80" w:type="dxa"/>
+              <w:start w:w="120" w:type="dxa"/>
+              <w:bottom w:w="80" w:type="dxa"/>
+              <w:end w:w="120" w:type="dxa"/>
+            </w:tcMar>
+            <w:vAlign w:val="center"/>
+          </w:tcPr>
+          <w:p>
+            <w:pPr>
+              <w:jc w:val="left"/>
+            </w:pPr>
+            <w:r>
+              <w:rPr>
+                <w:rFonts w:ascii="Calibri" w:hAnsi="Calibri" w:eastAsia="Microsoft YaHei"/>
+                <w:sz w:val="18"/>
+              </w:rPr>
+              <w:t>价格先上涨后回落</w:t>
+            </w:r>
+          </w:p>
+        </w:tc>
+        <w:tc>
+          <w:tcPr>
+            <w:tcW w:type="dxa" w:w="4060"/>
+            <w:tcMar>
+              <w:top w:w="80" w:type="dxa"/>
+              <w:start w:w="120" w:type="dxa"/>
+              <w:bottom w:w="80" w:type="dxa"/>
+              <w:end w:w="120" w:type="dxa"/>
+            </w:tcMar>
+            <w:vAlign w:val="center"/>
+          </w:tcPr>
+          <w:p>
+            <w:pPr>
+              <w:jc w:val="center"/>
+            </w:pPr>
+            <w:r>
+              <w:rPr>
+                <w:rFonts w:ascii="Calibri" w:hAnsi="Calibri" w:eastAsia="Microsoft YaHei"/>
+                <w:sz w:val="18"/>
+              </w:rPr>
+              <w:t>核对市场价差后进入调价模拟</w:t>
+            </w:r>
+          </w:p>
+        </w:tc>
+      </w:tr>
+      <w:tr>
+        <w:tc>
+          <w:tcPr>
+            <w:tcW w:type="dxa" w:w="2200"/>
+            <w:tcMar>
+              <w:top w:w="80" w:type="dxa"/>
+              <w:start w:w="120" w:type="dxa"/>
+              <w:bottom w:w="80" w:type="dxa"/>
+              <w:end w:w="120" w:type="dxa"/>
+            </w:tcMar>
+            <w:vAlign w:val="center"/>
+          </w:tcPr>
+          <w:p>
+            <w:pPr>
+              <w:jc w:val="center"/>
+            </w:pPr>
+            <w:r>
+              <w:rPr>
+                <w:rFonts w:ascii="Calibri" w:hAnsi="Calibri" w:eastAsia="Microsoft YaHei"/>
+                <w:sz w:val="18"/>
+              </w:rPr>
+              <w:t>无显著拐点</w:t>
+            </w:r>
+          </w:p>
+        </w:tc>
+        <w:tc>
+          <w:tcPr>
+            <w:tcW w:type="dxa" w:w="3100"/>
+            <w:tcMar>
+              <w:top w:w="80" w:type="dxa"/>
+              <w:start w:w="120" w:type="dxa"/>
+              <w:bottom w:w="80" w:type="dxa"/>
+              <w:end w:w="120" w:type="dxa"/>
+            </w:tcMar>
+            <w:vAlign w:val="center"/>
+          </w:tcPr>
+          <w:p>
+            <w:pPr>
+              <w:jc w:val="left"/>
+            </w:pPr>
+            <w:r>
+              <w:rPr>
+                <w:rFonts w:ascii="Calibri" w:hAnsi="Calibri" w:eastAsia="Microsoft YaHei"/>
+                <w:sz w:val="18"/>
+              </w:rPr>
+              <w:t>波动未超过阈值</w:t>
+            </w:r>
+          </w:p>
+        </w:tc>
+        <w:tc>
+          <w:tcPr>
+            <w:tcW w:type="dxa" w:w="4060"/>
+            <w:tcMar>
+              <w:top w:w="80" w:type="dxa"/>
+              <w:start w:w="120" w:type="dxa"/>
+              <w:bottom w:w="80" w:type="dxa"/>
+              <w:end w:w="120" w:type="dxa"/>
+            </w:tcMar>
+            <w:vAlign w:val="center"/>
+          </w:tcPr>
+          <w:p>
+            <w:pPr>
+              <w:jc w:val="center"/>
+            </w:pPr>
+            <w:r>
+              <w:rPr>
+                <w:rFonts w:ascii="Calibri" w:hAnsi="Calibri" w:eastAsia="Microsoft YaHei"/>
+                <w:sz w:val="18"/>
+              </w:rPr>
+              <w:t>保持价格并继续采集历史数据</w:t>
+            </w:r>
+          </w:p>
+        </w:tc>
+      </w:tr>
+    </w:tbl>
+    <w:p>
+      <w:pPr>
+        <w:spacing w:after="20"/>
+      </w:pPr>
+    </w:p>
+    <w:p>
+      <w:pPr>
+        <w:pStyle w:val="ListBullet"/>
+        <w:spacing w:after="80" w:line="300" w:lineRule="auto"/>
+        <w:ind w:left="540" w:hanging="271"/>
+      </w:pPr>
+      <w:r>
+        <w:rPr>
+          <w:rFonts w:ascii="Calibri" w:hAnsi="Calibri" w:eastAsia="Microsoft YaHei"/>
+        </w:rPr>
+        <w:t>高敏感（1%）适合日常监控，标准（1.8%）适合周度运营，稳健（3%）适合管理层复盘。</w:t>
+      </w:r>
+    </w:p>
+    <w:p>
+      <w:pPr>
+        <w:pStyle w:val="ListBullet"/>
+        <w:spacing w:after="80" w:line="300" w:lineRule="auto"/>
+        <w:ind w:left="540" w:hanging="271"/>
+      </w:pPr>
+      <w:r>
+        <w:rPr>
+          <w:rFonts w:ascii="Calibri" w:hAnsi="Calibri" w:eastAsia="Microsoft YaHei"/>
+        </w:rPr>
+        <w:t>拐点是相关性信号，不代表调价必然造成销量变化。</w:t>
+      </w:r>
+    </w:p>
+    <w:p>
+      <w:pPr>
+        <w:pStyle w:val="ListBullet"/>
+        <w:spacing w:after="80" w:line="300" w:lineRule="auto"/>
+        <w:ind w:left="540" w:hanging="271"/>
+      </w:pPr>
+      <w:r>
+        <w:rPr>
+          <w:rFonts w:ascii="Calibri" w:hAnsi="Calibri" w:eastAsia="Microsoft YaHei"/>
+        </w:rPr>
+        <w:t>执行前应排除大促、缺货、广告投放和竞品规格变化。</w:t>
+      </w:r>
+    </w:p>
+    <w:p>
+      <w:pPr>
+        <w:pStyle w:val="ListBullet"/>
+        <w:spacing w:after="80" w:line="300" w:lineRule="auto"/>
+        <w:ind w:left="540" w:hanging="271"/>
+      </w:pPr>
+      <w:r>
+        <w:rPr>
+          <w:rFonts w:ascii="Calibri" w:hAnsi="Calibri" w:eastAsia="Microsoft YaHei"/>
+        </w:rPr>
+        <w:t>建议从拐点页面进入调价模拟，设置利润安全线后再做小范围实验。</w:t>
+      </w:r>
+    </w:p>
+    <w:p>
+      <w:r>
+        <w:br w:type="page"/>
+      </w:r>
+    </w:p>
+    <w:p>
+      <w:pPr>
+        <w:pStyle w:val="Heading1"/>
+        <w:keepNext/>
+      </w:pPr>
+      <w:r>
+        <w:t>8. 定价策略体系</w:t>
       </w:r>
     </w:p>
     <w:p>
@@ -2339,7 +2762,7 @@
         <w:keepNext/>
       </w:pPr>
       <w:r>
-        <w:t>7.1 商品角色策略</w:t>
+        <w:t>8.1 商品角色策略</w:t>
       </w:r>
     </w:p>
     <w:tbl>
@@ -2897,7 +3320,7 @@
         <w:keepNext/>
       </w:pPr>
       <w:r>
-        <w:t>7.2 策略护栏</w:t>
+        <w:t>8.2 策略护栏</w:t>
       </w:r>
     </w:p>
     <w:p>
@@ -2976,7 +3399,7 @@
         <w:keepNext/>
       </w:pPr>
       <w:r>
-        <w:t>8. 调价模拟器</w:t>
+        <w:t>9. 调价模拟器</w:t>
       </w:r>
     </w:p>
     <w:p>
@@ -3117,7 +3540,7 @@
         <w:keepNext/>
       </w:pPr>
       <w:r>
-        <w:t>9. 报告中心</w:t>
+        <w:t>10. 报告中心</w:t>
       </w:r>
     </w:p>
     <w:p>
@@ -3219,7 +3642,7 @@
         <w:keepNext/>
       </w:pPr>
       <w:r>
-        <w:t>10. 建议操作流程</w:t>
+        <w:t>11. 建议操作流程</w:t>
       </w:r>
     </w:p>
     <w:p>
@@ -3246,6 +3669,19 @@
           <w:rFonts w:ascii="Calibri" w:hAnsi="Calibri" w:eastAsia="Microsoft YaHei"/>
         </w:rPr>
         <w:t>检查采集成功率、采集时间和同款匹配可信度。</w:t>
+      </w:r>
+    </w:p>
+    <w:p>
+      <w:pPr>
+        <w:pStyle w:val="ListNumber"/>
+        <w:spacing w:after="80" w:line="300" w:lineRule="auto"/>
+        <w:ind w:left="540" w:hanging="271"/>
+      </w:pPr>
+      <w:r>
+        <w:rPr>
+          <w:rFonts w:ascii="Calibri" w:hAnsi="Calibri" w:eastAsia="Microsoft YaHei"/>
+        </w:rPr>
+        <w:t>查看最新价格拐点，核对市场价差与销量响应。</w:t>
       </w:r>
     </w:p>
     <w:p>
@@ -3350,7 +3786,7 @@
         <w:keepNext/>
       </w:pPr>
       <w:r>
-        <w:t>11. 数据安全与版本边界</w:t>
+        <w:t>12. 数据安全与版本边界</w:t>
       </w:r>
     </w:p>
     <w:p>
@@ -3450,7 +3886,7 @@
         <w:keepNext/>
       </w:pPr>
       <w:r>
-        <w:t>12. 常见问题</w:t>
+        <w:t>13. 常见问题</w:t>
       </w:r>
     </w:p>
     <w:p>
@@ -3549,7 +3985,7 @@
         <w:keepNext/>
       </w:pPr>
       <w:r>
-        <w:t>13. 后续商用升级建议</w:t>
+        <w:t>14. 后续商用升级建议</w:t>
       </w:r>
     </w:p>
     <w:p>

--- a/price-scope-ai/docs/价策AI产品使用说明书.docx
+++ b/price-scope-ai/docs/价策AI产品使用说明书.docx
@@ -76,7 +76,7 @@
           <w:color w:val="1F2940"/>
           <w:sz w:val="22"/>
         </w:rPr>
-        <w:t>版本 1.2  |  价格拐点分析版</w:t>
+        <w:t>版本 1.3  |  真实到手价与优惠工作流版</w:t>
       </w:r>
     </w:p>
     <w:p>
@@ -191,7 +191,7 @@
           <w:color w:val="1F2940"/>
           <w:sz w:val="22"/>
         </w:rPr>
-        <w:t xml:space="preserve">    数据导入</w:t>
+        <w:t xml:space="preserve">    优惠策略中心</w:t>
       </w:r>
     </w:p>
     <w:p>
@@ -213,7 +213,7 @@
           <w:color w:val="1F2940"/>
           <w:sz w:val="22"/>
         </w:rPr>
-        <w:t xml:space="preserve">    价格诊断</w:t>
+        <w:t xml:space="preserve">    数据导入</w:t>
       </w:r>
     </w:p>
     <w:p>
@@ -235,7 +235,7 @@
           <w:color w:val="1F2940"/>
           <w:sz w:val="22"/>
         </w:rPr>
-        <w:t xml:space="preserve">    价格拐点分析</w:t>
+        <w:t xml:space="preserve">    价格诊断</w:t>
       </w:r>
     </w:p>
     <w:p>
@@ -257,7 +257,7 @@
           <w:color w:val="1F2940"/>
           <w:sz w:val="22"/>
         </w:rPr>
-        <w:t xml:space="preserve">    定价策略体系</w:t>
+        <w:t xml:space="preserve">    价格拐点分析</w:t>
       </w:r>
     </w:p>
     <w:p>
@@ -279,7 +279,7 @@
           <w:color w:val="1F2940"/>
           <w:sz w:val="22"/>
         </w:rPr>
-        <w:t xml:space="preserve">    调价模拟器</w:t>
+        <w:t xml:space="preserve">    定价策略体系</w:t>
       </w:r>
     </w:p>
     <w:p>
@@ -301,7 +301,7 @@
           <w:color w:val="1F2940"/>
           <w:sz w:val="22"/>
         </w:rPr>
-        <w:t xml:space="preserve">    报告中心</w:t>
+        <w:t xml:space="preserve">    调价模拟器</w:t>
       </w:r>
     </w:p>
     <w:p>
@@ -323,7 +323,7 @@
           <w:color w:val="1F2940"/>
           <w:sz w:val="22"/>
         </w:rPr>
-        <w:t xml:space="preserve">    建议操作流程</w:t>
+        <w:t xml:space="preserve">    报告中心</w:t>
       </w:r>
     </w:p>
     <w:p>
@@ -345,6 +345,28 @@
           <w:color w:val="1F2940"/>
           <w:sz w:val="22"/>
         </w:rPr>
+        <w:t xml:space="preserve">    建议操作流程</w:t>
+      </w:r>
+    </w:p>
+    <w:p>
+      <w:pPr>
+        <w:spacing w:after="140"/>
+      </w:pPr>
+      <w:r>
+        <w:rPr>
+          <w:rFonts w:ascii="Calibri" w:hAnsi="Calibri" w:eastAsia="Microsoft YaHei"/>
+          <w:b/>
+          <w:color w:val="4F6FE8"/>
+          <w:sz w:val="20"/>
+        </w:rPr>
+        <w:t>12</w:t>
+      </w:r>
+      <w:r>
+        <w:rPr>
+          <w:rFonts w:ascii="Calibri" w:hAnsi="Calibri" w:eastAsia="Microsoft YaHei"/>
+          <w:color w:val="1F2940"/>
+          <w:sz w:val="22"/>
+        </w:rPr>
         <w:t xml:space="preserve">    数据安全与常见问题</w:t>
       </w:r>
     </w:p>
@@ -359,7 +381,7 @@
           <w:color w:val="4F6FE8"/>
           <w:sz w:val="20"/>
         </w:rPr>
-        <w:t>12</w:t>
+        <w:t>13</w:t>
       </w:r>
       <w:r>
         <w:rPr>
@@ -384,7 +406,7 @@
         <w:rPr>
           <w:rFonts w:ascii="Calibri" w:hAnsi="Calibri" w:eastAsia="Microsoft YaHei"/>
         </w:rPr>
-        <w:t>价策 AI 是面向电商商家的价格情报与定价决策产品。系统从平台开放 API、合规公开商品页或 CSV 获得竞品报价，结合商品价格、成本、销量、库存与商品角色，完成价格诊断、建议区间、调价模拟和可视化报告。</w:t>
+        <w:t>价策 AI 是面向电商商家的价格情报与定价决策产品。系统从平台开放 API、合规公开商品页、用户本机授权态或 CSV 获得公开价与优惠条件，分层核算真实到手价，再结合商品价格、成本、销量、库存与商品角色，完成价格诊断、建议区间、调价模拟和可视化报告。</w:t>
       </w:r>
     </w:p>
     <w:p>
@@ -470,6 +492,19 @@
       </w:r>
     </w:p>
     <w:p>
+      <w:pPr>
+        <w:pStyle w:val="ListNumber"/>
+        <w:spacing w:after="80" w:line="300" w:lineRule="auto"/>
+        <w:ind w:left="540" w:hanging="271"/>
+      </w:pPr>
+      <w:r>
+        <w:rPr>
+          <w:rFonts w:ascii="Calibri" w:hAnsi="Calibri" w:eastAsia="Microsoft YaHei"/>
+        </w:rPr>
+        <w:t>如需优惠链接识别与优惠组合核算，再开一个终端执行 python -m collector_python.api。</w:t>
+      </w:r>
+    </w:p>
+    <w:p>
       <w:r>
         <w:br w:type="page"/>
       </w:r>
@@ -542,7 +577,7 @@
         <w:rPr>
           <w:rFonts w:ascii="Calibri" w:hAnsi="Calibri" w:eastAsia="Microsoft YaHei"/>
         </w:rPr>
-        <w:t>左侧导航包含经营驾驶舱、价格采集中心、价格诊断、价格拐点分析、调价模拟器、报告中心、数据中心和使用指引八个模块。</w:t>
+        <w:t>左侧导航包含经营驾驶舱、价格采集中心、优惠策略中心、价格诊断、价格拐点分析、调价模拟器、报告中心、数据中心和使用指引九个模块。</w:t>
       </w:r>
     </w:p>
     <w:p>
@@ -760,7 +795,578 @@
         <w:keepNext/>
       </w:pPr>
       <w:r>
-        <w:t>5. 数据导入</w:t>
+        <w:t>5. 优惠策略中心</w:t>
+      </w:r>
+    </w:p>
+    <w:p>
+      <w:r>
+        <w:rPr>
+          <w:rFonts w:ascii="Calibri" w:hAnsi="Calibri" w:eastAsia="Microsoft YaHei"/>
+        </w:rPr>
+        <w:t>优惠策略中心将划线价、公开售价、条件可实现价和已持券实际价分层展示，核算平台券、店铺券、品类券、会员折扣、满减、补贴和运费。会员、新客、地区及账户定向价格不会混入公开市场中位数。</w:t>
+      </w:r>
+    </w:p>
+    <w:p>
+      <w:pPr>
+        <w:pStyle w:val="Heading2"/>
+        <w:keepNext/>
+      </w:pPr>
+      <w:r>
+        <w:t>5.1 一次登录与三档领取模式</w:t>
+      </w:r>
+    </w:p>
+    <w:p>
+      <w:pPr>
+        <w:pStyle w:val="ListBullet"/>
+        <w:spacing w:after="80" w:line="300" w:lineRule="auto"/>
+        <w:ind w:left="540" w:hanging="271"/>
+      </w:pPr>
+      <w:r>
+        <w:rPr>
+          <w:rFonts w:ascii="Calibri" w:hAnsi="Calibri" w:eastAsia="Microsoft YaHei"/>
+        </w:rPr>
+        <w:t>用户在平台官方页面完成首次登录，后续在本机复用授权状态；系统不收集账号密码。</w:t>
+      </w:r>
+    </w:p>
+    <w:p>
+      <w:pPr>
+        <w:pStyle w:val="ListBullet"/>
+        <w:spacing w:after="80" w:line="300" w:lineRule="auto"/>
+        <w:ind w:left="540" w:hanging="271"/>
+      </w:pPr>
+      <w:r>
+        <w:rPr>
+          <w:rFonts w:ascii="Calibri" w:hAnsi="Calibri" w:eastAsia="Microsoft YaHei"/>
+        </w:rPr>
+        <w:t>仅识别：识别并计算优惠，不触发领取。</w:t>
+      </w:r>
+    </w:p>
+    <w:p>
+      <w:pPr>
+        <w:pStyle w:val="ListBullet"/>
+        <w:spacing w:after="80" w:line="300" w:lineRule="auto"/>
+        <w:ind w:left="540" w:hanging="271"/>
+      </w:pPr>
+      <w:r>
+        <w:rPr>
+          <w:rFonts w:ascii="Calibri" w:hAnsi="Calibri" w:eastAsia="Microsoft YaHei"/>
+        </w:rPr>
+        <w:t>逐次确认（推荐）：领取前展示金额、门槛、有效期与限制，由用户确认。</w:t>
+      </w:r>
+    </w:p>
+    <w:p>
+      <w:pPr>
+        <w:pStyle w:val="ListBullet"/>
+        <w:spacing w:after="80" w:line="300" w:lineRule="auto"/>
+        <w:ind w:left="540" w:hanging="271"/>
+      </w:pPr>
+      <w:r>
+        <w:rPr>
+          <w:rFonts w:ascii="Calibri" w:hAnsi="Calibri" w:eastAsia="Microsoft YaHei"/>
+        </w:rPr>
+        <w:t>规则授权：只领取免费、无需实名且确实降低目标商品价格的优惠。</w:t>
+      </w:r>
+    </w:p>
+    <w:p>
+      <w:pPr>
+        <w:pStyle w:val="ListBullet"/>
+        <w:spacing w:after="80" w:line="300" w:lineRule="auto"/>
+        <w:ind w:left="540" w:hanging="271"/>
+      </w:pPr>
+      <w:r>
+        <w:rPr>
+          <w:rFonts w:ascii="Calibri" w:hAnsi="Calibri" w:eastAsia="Microsoft YaHei"/>
+        </w:rPr>
+        <w:t>遇到验证码、实名、付费会员、支付或风险提示时立即暂停并交还用户。</w:t>
+      </w:r>
+    </w:p>
+    <w:p>
+      <w:pPr>
+        <w:pStyle w:val="Heading2"/>
+        <w:keepNext/>
+      </w:pPr>
+      <w:r>
+        <w:t>5.2 商家优惠链接与价格核验</w:t>
+      </w:r>
+    </w:p>
+    <w:p>
+      <w:pPr>
+        <w:pStyle w:val="ListNumber"/>
+        <w:spacing w:after="80" w:line="300" w:lineRule="auto"/>
+        <w:ind w:left="540" w:hanging="271"/>
+      </w:pPr>
+      <w:r>
+        <w:rPr>
+          <w:rFonts w:ascii="Calibri" w:hAnsi="Calibri" w:eastAsia="Microsoft YaHei"/>
+        </w:rPr>
+        <w:t>粘贴商家提供的官方优惠链接。</w:t>
+      </w:r>
+    </w:p>
+    <w:p>
+      <w:pPr>
+        <w:pStyle w:val="ListNumber"/>
+        <w:spacing w:after="80" w:line="300" w:lineRule="auto"/>
+        <w:ind w:left="540" w:hanging="271"/>
+      </w:pPr>
+      <w:r>
+        <w:rPr>
+          <w:rFonts w:ascii="Calibri" w:hAnsi="Calibri" w:eastAsia="Microsoft YaHei"/>
+        </w:rPr>
+        <w:t>检查 HTTPS、平台域名；短链跳转后再次校验最终域名。</w:t>
+      </w:r>
+    </w:p>
+    <w:p>
+      <w:pPr>
+        <w:pStyle w:val="ListNumber"/>
+        <w:spacing w:after="80" w:line="300" w:lineRule="auto"/>
+        <w:ind w:left="540" w:hanging="271"/>
+      </w:pPr>
+      <w:r>
+        <w:rPr>
+          <w:rFonts w:ascii="Calibri" w:hAnsi="Calibri" w:eastAsia="Microsoft YaHei"/>
+        </w:rPr>
+        <w:t>读取活动标识、门槛、有效期、适用 SKU 和可叠加关系。</w:t>
+      </w:r>
+    </w:p>
+    <w:p>
+      <w:pPr>
+        <w:pStyle w:val="ListNumber"/>
+        <w:spacing w:after="80" w:line="300" w:lineRule="auto"/>
+        <w:ind w:left="540" w:hanging="271"/>
+      </w:pPr>
+      <w:r>
+        <w:rPr>
+          <w:rFonts w:ascii="Calibri" w:hAnsi="Calibri" w:eastAsia="Microsoft YaHei"/>
+        </w:rPr>
+        <w:t>枚举合法优惠组合，计算最低可实现价格。</w:t>
+      </w:r>
+    </w:p>
+    <w:p>
+      <w:pPr>
+        <w:pStyle w:val="ListNumber"/>
+        <w:spacing w:after="80" w:line="300" w:lineRule="auto"/>
+        <w:ind w:left="540" w:hanging="271"/>
+      </w:pPr>
+      <w:r>
+        <w:rPr>
+          <w:rFonts w:ascii="Calibri" w:hAnsi="Calibri" w:eastAsia="Microsoft YaHei"/>
+        </w:rPr>
+        <w:t>结算前二次验证；失败时降级为估算价，不标记为实际价。</w:t>
+      </w:r>
+    </w:p>
+    <w:tbl>
+      <w:tblPr>
+        <w:tblStyle w:val="TableGrid"/>
+        <w:tblW w:type="dxa" w:w="9360"/>
+        <w:tblLayout w:type="fixed"/>
+        <w:tblLook w:firstColumn="1" w:firstRow="1" w:lastColumn="0" w:lastRow="0" w:noHBand="0" w:noVBand="1" w:val="04A0"/>
+        <w:tblInd w:w="120" w:type="dxa"/>
+      </w:tblPr>
+      <w:tblGrid>
+        <w:gridCol w:w="1900"/>
+        <w:gridCol w:w="4700"/>
+        <w:gridCol w:w="2760"/>
+      </w:tblGrid>
+      <w:tr>
+        <w:trPr>
+          <w:tblHeader/>
+        </w:trPr>
+        <w:tc>
+          <w:tcPr>
+            <w:tcW w:type="dxa" w:w="1900"/>
+            <w:shd w:fill="E8EEF5"/>
+            <w:tcMar>
+              <w:top w:w="80" w:type="dxa"/>
+              <w:start w:w="120" w:type="dxa"/>
+              <w:bottom w:w="80" w:type="dxa"/>
+              <w:end w:w="120" w:type="dxa"/>
+            </w:tcMar>
+            <w:vAlign w:val="center"/>
+          </w:tcPr>
+          <w:p>
+            <w:pPr>
+              <w:jc w:val="center"/>
+            </w:pPr>
+            <w:r>
+              <w:rPr>
+                <w:rFonts w:ascii="Calibri" w:hAnsi="Calibri" w:eastAsia="Microsoft YaHei"/>
+                <w:b/>
+                <w:color w:val="1F2940"/>
+                <w:sz w:val="19"/>
+              </w:rPr>
+              <w:t>价格口径</w:t>
+            </w:r>
+          </w:p>
+        </w:tc>
+        <w:tc>
+          <w:tcPr>
+            <w:tcW w:type="dxa" w:w="4700"/>
+            <w:shd w:fill="E8EEF5"/>
+            <w:tcMar>
+              <w:top w:w="80" w:type="dxa"/>
+              <w:start w:w="120" w:type="dxa"/>
+              <w:bottom w:w="80" w:type="dxa"/>
+              <w:end w:w="120" w:type="dxa"/>
+            </w:tcMar>
+            <w:vAlign w:val="center"/>
+          </w:tcPr>
+          <w:p>
+            <w:pPr>
+              <w:jc w:val="center"/>
+            </w:pPr>
+            <w:r>
+              <w:rPr>
+                <w:rFonts w:ascii="Calibri" w:hAnsi="Calibri" w:eastAsia="Microsoft YaHei"/>
+                <w:b/>
+                <w:color w:val="1F2940"/>
+                <w:sz w:val="19"/>
+              </w:rPr>
+              <w:t>定义</w:t>
+            </w:r>
+          </w:p>
+        </w:tc>
+        <w:tc>
+          <w:tcPr>
+            <w:tcW w:type="dxa" w:w="2760"/>
+            <w:shd w:fill="E8EEF5"/>
+            <w:tcMar>
+              <w:top w:w="80" w:type="dxa"/>
+              <w:start w:w="120" w:type="dxa"/>
+              <w:bottom w:w="80" w:type="dxa"/>
+              <w:end w:w="120" w:type="dxa"/>
+            </w:tcMar>
+            <w:vAlign w:val="center"/>
+          </w:tcPr>
+          <w:p>
+            <w:pPr>
+              <w:jc w:val="center"/>
+            </w:pPr>
+            <w:r>
+              <w:rPr>
+                <w:rFonts w:ascii="Calibri" w:hAnsi="Calibri" w:eastAsia="Microsoft YaHei"/>
+                <w:b/>
+                <w:color w:val="1F2940"/>
+                <w:sz w:val="19"/>
+              </w:rPr>
+              <w:t>市场比较</w:t>
+            </w:r>
+          </w:p>
+        </w:tc>
+      </w:tr>
+      <w:tr>
+        <w:tc>
+          <w:tcPr>
+            <w:tcW w:type="dxa" w:w="1900"/>
+            <w:tcMar>
+              <w:top w:w="80" w:type="dxa"/>
+              <w:start w:w="120" w:type="dxa"/>
+              <w:bottom w:w="80" w:type="dxa"/>
+              <w:end w:w="120" w:type="dxa"/>
+            </w:tcMar>
+            <w:vAlign w:val="center"/>
+          </w:tcPr>
+          <w:p>
+            <w:pPr>
+              <w:jc w:val="center"/>
+            </w:pPr>
+            <w:r>
+              <w:rPr>
+                <w:rFonts w:ascii="Calibri" w:hAnsi="Calibri" w:eastAsia="Microsoft YaHei"/>
+                <w:sz w:val="18"/>
+              </w:rPr>
+              <w:t>划线价</w:t>
+            </w:r>
+          </w:p>
+        </w:tc>
+        <w:tc>
+          <w:tcPr>
+            <w:tcW w:type="dxa" w:w="4700"/>
+            <w:tcMar>
+              <w:top w:w="80" w:type="dxa"/>
+              <w:start w:w="120" w:type="dxa"/>
+              <w:bottom w:w="80" w:type="dxa"/>
+              <w:end w:w="120" w:type="dxa"/>
+            </w:tcMar>
+            <w:vAlign w:val="center"/>
+          </w:tcPr>
+          <w:p>
+            <w:pPr>
+              <w:jc w:val="left"/>
+            </w:pPr>
+            <w:r>
+              <w:rPr>
+                <w:rFonts w:ascii="Calibri" w:hAnsi="Calibri" w:eastAsia="Microsoft YaHei"/>
+                <w:sz w:val="18"/>
+              </w:rPr>
+              <w:t>页面参考原价</w:t>
+            </w:r>
+          </w:p>
+        </w:tc>
+        <w:tc>
+          <w:tcPr>
+            <w:tcW w:type="dxa" w:w="2760"/>
+            <w:tcMar>
+              <w:top w:w="80" w:type="dxa"/>
+              <w:start w:w="120" w:type="dxa"/>
+              <w:bottom w:w="80" w:type="dxa"/>
+              <w:end w:w="120" w:type="dxa"/>
+            </w:tcMar>
+            <w:vAlign w:val="center"/>
+          </w:tcPr>
+          <w:p>
+            <w:pPr>
+              <w:jc w:val="center"/>
+            </w:pPr>
+            <w:r>
+              <w:rPr>
+                <w:rFonts w:ascii="Calibri" w:hAnsi="Calibri" w:eastAsia="Microsoft YaHei"/>
+                <w:sz w:val="18"/>
+              </w:rPr>
+              <w:t>不进入</w:t>
+            </w:r>
+          </w:p>
+        </w:tc>
+      </w:tr>
+      <w:tr>
+        <w:tc>
+          <w:tcPr>
+            <w:tcW w:type="dxa" w:w="1900"/>
+            <w:tcMar>
+              <w:top w:w="80" w:type="dxa"/>
+              <w:start w:w="120" w:type="dxa"/>
+              <w:bottom w:w="80" w:type="dxa"/>
+              <w:end w:w="120" w:type="dxa"/>
+            </w:tcMar>
+            <w:vAlign w:val="center"/>
+          </w:tcPr>
+          <w:p>
+            <w:pPr>
+              <w:jc w:val="center"/>
+            </w:pPr>
+            <w:r>
+              <w:rPr>
+                <w:rFonts w:ascii="Calibri" w:hAnsi="Calibri" w:eastAsia="Microsoft YaHei"/>
+                <w:sz w:val="18"/>
+              </w:rPr>
+              <w:t>公开售价</w:t>
+            </w:r>
+          </w:p>
+        </w:tc>
+        <w:tc>
+          <w:tcPr>
+            <w:tcW w:type="dxa" w:w="4700"/>
+            <w:tcMar>
+              <w:top w:w="80" w:type="dxa"/>
+              <w:start w:w="120" w:type="dxa"/>
+              <w:bottom w:w="80" w:type="dxa"/>
+              <w:end w:w="120" w:type="dxa"/>
+            </w:tcMar>
+            <w:vAlign w:val="center"/>
+          </w:tcPr>
+          <w:p>
+            <w:pPr>
+              <w:jc w:val="left"/>
+            </w:pPr>
+            <w:r>
+              <w:rPr>
+                <w:rFonts w:ascii="Calibri" w:hAnsi="Calibri" w:eastAsia="Microsoft YaHei"/>
+                <w:sz w:val="18"/>
+              </w:rPr>
+              <w:t>无需登录或领券即可复现</w:t>
+            </w:r>
+          </w:p>
+        </w:tc>
+        <w:tc>
+          <w:tcPr>
+            <w:tcW w:type="dxa" w:w="2760"/>
+            <w:tcMar>
+              <w:top w:w="80" w:type="dxa"/>
+              <w:start w:w="120" w:type="dxa"/>
+              <w:bottom w:w="80" w:type="dxa"/>
+              <w:end w:w="120" w:type="dxa"/>
+            </w:tcMar>
+            <w:vAlign w:val="center"/>
+          </w:tcPr>
+          <w:p>
+            <w:pPr>
+              <w:jc w:val="center"/>
+            </w:pPr>
+            <w:r>
+              <w:rPr>
+                <w:rFonts w:ascii="Calibri" w:hAnsi="Calibri" w:eastAsia="Microsoft YaHei"/>
+                <w:sz w:val="18"/>
+              </w:rPr>
+              <w:t>进入公开中位数</w:t>
+            </w:r>
+          </w:p>
+        </w:tc>
+      </w:tr>
+      <w:tr>
+        <w:tc>
+          <w:tcPr>
+            <w:tcW w:type="dxa" w:w="1900"/>
+            <w:tcMar>
+              <w:top w:w="80" w:type="dxa"/>
+              <w:start w:w="120" w:type="dxa"/>
+              <w:bottom w:w="80" w:type="dxa"/>
+              <w:end w:w="120" w:type="dxa"/>
+            </w:tcMar>
+            <w:vAlign w:val="center"/>
+          </w:tcPr>
+          <w:p>
+            <w:pPr>
+              <w:jc w:val="center"/>
+            </w:pPr>
+            <w:r>
+              <w:rPr>
+                <w:rFonts w:ascii="Calibri" w:hAnsi="Calibri" w:eastAsia="Microsoft YaHei"/>
+                <w:sz w:val="18"/>
+              </w:rPr>
+              <w:t>条件可实现价</w:t>
+            </w:r>
+          </w:p>
+        </w:tc>
+        <w:tc>
+          <w:tcPr>
+            <w:tcW w:type="dxa" w:w="4700"/>
+            <w:tcMar>
+              <w:top w:w="80" w:type="dxa"/>
+              <w:start w:w="120" w:type="dxa"/>
+              <w:bottom w:w="80" w:type="dxa"/>
+              <w:end w:w="120" w:type="dxa"/>
+            </w:tcMar>
+            <w:vAlign w:val="center"/>
+          </w:tcPr>
+          <w:p>
+            <w:pPr>
+              <w:jc w:val="left"/>
+            </w:pPr>
+            <w:r>
+              <w:rPr>
+                <w:rFonts w:ascii="Calibri" w:hAnsi="Calibri" w:eastAsia="Microsoft YaHei"/>
+                <w:sz w:val="18"/>
+              </w:rPr>
+              <w:t>满足门槛并可领取优惠</w:t>
+            </w:r>
+          </w:p>
+        </w:tc>
+        <w:tc>
+          <w:tcPr>
+            <w:tcW w:type="dxa" w:w="2760"/>
+            <w:tcMar>
+              <w:top w:w="80" w:type="dxa"/>
+              <w:start w:w="120" w:type="dxa"/>
+              <w:bottom w:w="80" w:type="dxa"/>
+              <w:end w:w="120" w:type="dxa"/>
+            </w:tcMar>
+            <w:vAlign w:val="center"/>
+          </w:tcPr>
+          <w:p>
+            <w:pPr>
+              <w:jc w:val="center"/>
+            </w:pPr>
+            <w:r>
+              <w:rPr>
+                <w:rFonts w:ascii="Calibri" w:hAnsi="Calibri" w:eastAsia="Microsoft YaHei"/>
+                <w:sz w:val="18"/>
+              </w:rPr>
+              <w:t>仅同条件比较</w:t>
+            </w:r>
+          </w:p>
+        </w:tc>
+      </w:tr>
+      <w:tr>
+        <w:tc>
+          <w:tcPr>
+            <w:tcW w:type="dxa" w:w="1900"/>
+            <w:tcMar>
+              <w:top w:w="80" w:type="dxa"/>
+              <w:start w:w="120" w:type="dxa"/>
+              <w:bottom w:w="80" w:type="dxa"/>
+              <w:end w:w="120" w:type="dxa"/>
+            </w:tcMar>
+            <w:vAlign w:val="center"/>
+          </w:tcPr>
+          <w:p>
+            <w:pPr>
+              <w:jc w:val="center"/>
+            </w:pPr>
+            <w:r>
+              <w:rPr>
+                <w:rFonts w:ascii="Calibri" w:hAnsi="Calibri" w:eastAsia="Microsoft YaHei"/>
+                <w:sz w:val="18"/>
+              </w:rPr>
+              <w:t>已持券实际价</w:t>
+            </w:r>
+          </w:p>
+        </w:tc>
+        <w:tc>
+          <w:tcPr>
+            <w:tcW w:type="dxa" w:w="4700"/>
+            <w:tcMar>
+              <w:top w:w="80" w:type="dxa"/>
+              <w:start w:w="120" w:type="dxa"/>
+              <w:bottom w:w="80" w:type="dxa"/>
+              <w:end w:w="120" w:type="dxa"/>
+            </w:tcMar>
+            <w:vAlign w:val="center"/>
+          </w:tcPr>
+          <w:p>
+            <w:pPr>
+              <w:jc w:val="left"/>
+            </w:pPr>
+            <w:r>
+              <w:rPr>
+                <w:rFonts w:ascii="Calibri" w:hAnsi="Calibri" w:eastAsia="Microsoft YaHei"/>
+                <w:sz w:val="18"/>
+              </w:rPr>
+              <w:t>当前授权账户可验证价格</w:t>
+            </w:r>
+          </w:p>
+        </w:tc>
+        <w:tc>
+          <w:tcPr>
+            <w:tcW w:type="dxa" w:w="2760"/>
+            <w:tcMar>
+              <w:top w:w="80" w:type="dxa"/>
+              <w:start w:w="120" w:type="dxa"/>
+              <w:bottom w:w="80" w:type="dxa"/>
+              <w:end w:w="120" w:type="dxa"/>
+            </w:tcMar>
+            <w:vAlign w:val="center"/>
+          </w:tcPr>
+          <w:p>
+            <w:pPr>
+              <w:jc w:val="center"/>
+            </w:pPr>
+            <w:r>
+              <w:rPr>
+                <w:rFonts w:ascii="Calibri" w:hAnsi="Calibri" w:eastAsia="Microsoft YaHei"/>
+                <w:sz w:val="18"/>
+              </w:rPr>
+              <w:t>单独展示</w:t>
+            </w:r>
+          </w:p>
+        </w:tc>
+      </w:tr>
+    </w:tbl>
+    <w:p>
+      <w:pPr>
+        <w:spacing w:after="20"/>
+      </w:pPr>
+    </w:p>
+    <w:p>
+      <w:r>
+        <w:br w:type="page"/>
+      </w:r>
+    </w:p>
+    <w:p>
+      <w:pPr>
+        <w:pStyle w:val="Heading1"/>
+        <w:keepNext/>
+      </w:pPr>
+      <w:r>
+        <w:t>6. 数据导入</w:t>
       </w:r>
     </w:p>
     <w:p>
@@ -777,7 +1383,7 @@
         <w:keepNext/>
       </w:pPr>
       <w:r>
-        <w:t>5.1 必填字段</w:t>
+        <w:t>6.1 必填字段</w:t>
       </w:r>
     </w:p>
     <w:tbl>
@@ -1631,7 +2237,7 @@
         <w:keepNext/>
       </w:pPr>
       <w:r>
-        <w:t>5.2 导入要求</w:t>
+        <w:t>6.2 导入要求</w:t>
       </w:r>
     </w:p>
     <w:p>
@@ -1723,7 +2329,7 @@
         <w:keepNext/>
       </w:pPr>
       <w:r>
-        <w:t>6. 价格诊断</w:t>
+        <w:t>7. 价格诊断</w:t>
       </w:r>
     </w:p>
     <w:p>
@@ -1794,7 +2400,7 @@
         <w:keepNext/>
       </w:pPr>
       <w:r>
-        <w:t>6.1 诊断状态</w:t>
+        <w:t>7.1 诊断状态</w:t>
       </w:r>
     </w:p>
     <w:tbl>
@@ -2278,7 +2884,7 @@
         <w:keepNext/>
       </w:pPr>
       <w:r>
-        <w:t>6.2 关键公式</w:t>
+        <w:t>7.2 关键公式</w:t>
       </w:r>
     </w:p>
     <w:p>
@@ -2344,7 +2950,7 @@
         <w:keepNext/>
       </w:pPr>
       <w:r>
-        <w:t>7. 价格拐点分析</w:t>
+        <w:t>8. 价格拐点分析</w:t>
       </w:r>
     </w:p>
     <w:p>
@@ -2745,7 +3351,7 @@
         <w:keepNext/>
       </w:pPr>
       <w:r>
-        <w:t>8. 定价策略体系</w:t>
+        <w:t>9. 定价策略体系</w:t>
       </w:r>
     </w:p>
     <w:p>
@@ -2762,7 +3368,7 @@
         <w:keepNext/>
       </w:pPr>
       <w:r>
-        <w:t>8.1 商品角色策略</w:t>
+        <w:t>9.1 商品角色策略</w:t>
       </w:r>
     </w:p>
     <w:tbl>
@@ -3320,7 +3926,7 @@
         <w:keepNext/>
       </w:pPr>
       <w:r>
-        <w:t>8.2 策略护栏</w:t>
+        <w:t>9.2 策略护栏</w:t>
       </w:r>
     </w:p>
     <w:p>
@@ -3399,7 +4005,7 @@
         <w:keepNext/>
       </w:pPr>
       <w:r>
-        <w:t>9. 调价模拟器</w:t>
+        <w:t>10. 调价模拟器</w:t>
       </w:r>
     </w:p>
     <w:p>
@@ -3540,7 +4146,7 @@
         <w:keepNext/>
       </w:pPr>
       <w:r>
-        <w:t>10. 报告中心</w:t>
+        <w:t>11. 报告中心</w:t>
       </w:r>
     </w:p>
     <w:p>
@@ -3642,7 +4248,7 @@
         <w:keepNext/>
       </w:pPr>
       <w:r>
-        <w:t>11. 建议操作流程</w:t>
+        <w:t>12. 建议操作流程</w:t>
       </w:r>
     </w:p>
     <w:p>
@@ -3786,7 +4392,7 @@
         <w:keepNext/>
       </w:pPr>
       <w:r>
-        <w:t>12. 数据安全与版本边界</w:t>
+        <w:t>13. 数据安全与版本边界</w:t>
       </w:r>
     </w:p>
     <w:p>
@@ -3825,7 +4431,7 @@
         <w:rPr>
           <w:rFonts w:ascii="Calibri" w:hAnsi="Calibri" w:eastAsia="Microsoft YaHei"/>
         </w:rPr>
-        <w:t>系统不保存平台密钥、Cookie 或个人账号，也不会自动执行调价。</w:t>
+        <w:t>系统不接收账号密码；授权状态文件只保存在用户本机，也不会自动执行调价。</w:t>
       </w:r>
     </w:p>
     <w:p>
@@ -3886,7 +4492,7 @@
         <w:keepNext/>
       </w:pPr>
       <w:r>
-        <w:t>13. 常见问题</w:t>
+        <w:t>14. 常见问题</w:t>
       </w:r>
     </w:p>
     <w:p>
@@ -3985,7 +4591,7 @@
         <w:keepNext/>
       </w:pPr>
       <w:r>
-        <w:t>14. 后续商用升级建议</w:t>
+        <w:t>15. 后续商用升级建议</w:t>
       </w:r>
     </w:p>
     <w:p>
@@ -3999,6 +4605,19 @@
           <w:rFonts w:ascii="Calibri" w:hAnsi="Calibri" w:eastAsia="Microsoft YaHei"/>
         </w:rPr>
         <w:t>接入真实平台授权 API、授权续期和调用监控。</w:t>
+      </w:r>
+    </w:p>
+    <w:p>
+      <w:pPr>
+        <w:pStyle w:val="ListBullet"/>
+        <w:spacing w:after="80" w:line="300" w:lineRule="auto"/>
+        <w:ind w:left="540" w:hanging="271"/>
+      </w:pPr>
+      <w:r>
+        <w:rPr>
+          <w:rFonts w:ascii="Calibri" w:hAnsi="Calibri" w:eastAsia="Microsoft YaHei"/>
+        </w:rPr>
+        <w:t>接入用户授权浏览器、优惠领取后核验和异常价格复核。</w:t>
       </w:r>
     </w:p>
     <w:p>

--- a/price-scope-ai/docs/价策AI产品使用说明书.docx
+++ b/price-scope-ai/docs/价策AI产品使用说明书.docx
@@ -782,6 +782,88 @@
           <w:rFonts w:ascii="Calibri" w:hAnsi="Calibri" w:eastAsia="Microsoft YaHei"/>
         </w:rPr>
         <w:t>密钥、Cookie 和账号信息不得提交到 GitHub 或下发浏览器。</w:t>
+      </w:r>
+    </w:p>
+    <w:p>
+      <w:pPr>
+        <w:pStyle w:val="Heading2"/>
+        <w:keepNext/>
+      </w:pPr>
+      <w:r>
+        <w:t>4.3 按品牌选择商品</w:t>
+      </w:r>
+    </w:p>
+    <w:p>
+      <w:pPr>
+        <w:pStyle w:val="ListNumber"/>
+        <w:spacing w:after="80" w:line="300" w:lineRule="auto"/>
+        <w:ind w:left="540" w:hanging="271"/>
+      </w:pPr>
+      <w:r>
+        <w:rPr>
+          <w:rFonts w:ascii="Calibri" w:hAnsi="Calibri" w:eastAsia="Microsoft YaHei"/>
+        </w:rPr>
+        <w:t>在价格采集中心切换到“按品牌选品”。</w:t>
+      </w:r>
+    </w:p>
+    <w:p>
+      <w:pPr>
+        <w:pStyle w:val="ListNumber"/>
+        <w:spacing w:after="80" w:line="300" w:lineRule="auto"/>
+        <w:ind w:left="540" w:hanging="271"/>
+      </w:pPr>
+      <w:r>
+        <w:rPr>
+          <w:rFonts w:ascii="Calibri" w:hAnsi="Calibri" w:eastAsia="Microsoft YaHei"/>
+        </w:rPr>
+        <w:t>按品牌、系列、规格或关键词筛选商家货盘。</w:t>
+      </w:r>
+    </w:p>
+    <w:p>
+      <w:pPr>
+        <w:pStyle w:val="ListNumber"/>
+        <w:spacing w:after="80" w:line="300" w:lineRule="auto"/>
+        <w:ind w:left="540" w:hanging="271"/>
+      </w:pPr>
+      <w:r>
+        <w:rPr>
+          <w:rFonts w:ascii="Calibri" w:hAnsi="Calibri" w:eastAsia="Microsoft YaHei"/>
+        </w:rPr>
+        <w:t>勾选目标 SKU，也可选择当前筛选结果中的全部商品。</w:t>
+      </w:r>
+    </w:p>
+    <w:p>
+      <w:pPr>
+        <w:pStyle w:val="ListNumber"/>
+        <w:spacing w:after="80" w:line="300" w:lineRule="auto"/>
+        <w:ind w:left="540" w:hanging="271"/>
+      </w:pPr>
+      <w:r>
+        <w:rPr>
+          <w:rFonts w:ascii="Calibri" w:hAnsi="Calibri" w:eastAsia="Microsoft YaHei"/>
+        </w:rPr>
+        <w:t>多选京东、天猫、拼多多等目标平台，并选择价格口径。</w:t>
+      </w:r>
+    </w:p>
+    <w:p>
+      <w:pPr>
+        <w:pStyle w:val="ListNumber"/>
+        <w:spacing w:after="80" w:line="300" w:lineRule="auto"/>
+        <w:ind w:left="540" w:hanging="271"/>
+      </w:pPr>
+      <w:r>
+        <w:rPr>
+          <w:rFonts w:ascii="Calibri" w:hAnsi="Calibri" w:eastAsia="Microsoft YaHei"/>
+        </w:rPr>
+        <w:t>生成“SKU × 平台”采集任务；低置信度同款进入人工复核。</w:t>
+      </w:r>
+    </w:p>
+    <w:p>
+      <w:r>
+        <w:rPr>
+          <w:rFonts w:ascii="Calibri" w:hAnsi="Calibri" w:eastAsia="Microsoft YaHei"/>
+        </w:rPr>
+        <w:t>系统以商家在售货盘为选品基准，不直接把品牌搜索结果全部作为同款，从而避免混入不同段位、规格、组合装和赠品装。</w:t>
       </w:r>
     </w:p>
     <w:p>

--- a/price-scope-ai/docs/价策AI产品使用说明书.docx
+++ b/price-scope-ai/docs/价策AI产品使用说明书.docx
@@ -4320,6 +4320,88 @@
       </w:r>
     </w:p>
     <w:p>
+      <w:pPr>
+        <w:pStyle w:val="Heading2"/>
+        <w:keepNext/>
+      </w:pPr>
+      <w:r>
+        <w:t>11.1 同品牌头部 SKU 跨平台价格报告</w:t>
+      </w:r>
+    </w:p>
+    <w:p>
+      <w:pPr>
+        <w:pStyle w:val="ListNumber"/>
+        <w:spacing w:after="80" w:line="300" w:lineRule="auto"/>
+        <w:ind w:left="540" w:hanging="271"/>
+      </w:pPr>
+      <w:r>
+        <w:rPr>
+          <w:rFonts w:ascii="Calibri" w:hAnsi="Calibri" w:eastAsia="Microsoft YaHei"/>
+        </w:rPr>
+        <w:t>在报告中心选择需要分析的品牌。</w:t>
+      </w:r>
+    </w:p>
+    <w:p>
+      <w:pPr>
+        <w:pStyle w:val="ListNumber"/>
+        <w:spacing w:after="80" w:line="300" w:lineRule="auto"/>
+        <w:ind w:left="540" w:hanging="271"/>
+      </w:pPr>
+      <w:r>
+        <w:rPr>
+          <w:rFonts w:ascii="Calibri" w:hAnsi="Calibri" w:eastAsia="Microsoft YaHei"/>
+        </w:rPr>
+        <w:t>选择 Top 3、Top 5 或 Top 10；系统按近 30 天销量确定头部 SKU。</w:t>
+      </w:r>
+    </w:p>
+    <w:p>
+      <w:pPr>
+        <w:pStyle w:val="ListNumber"/>
+        <w:spacing w:after="80" w:line="300" w:lineRule="auto"/>
+        <w:ind w:left="540" w:hanging="271"/>
+      </w:pPr>
+      <w:r>
+        <w:rPr>
+          <w:rFonts w:ascii="Calibri" w:hAnsi="Calibri" w:eastAsia="Microsoft YaHei"/>
+        </w:rPr>
+        <w:t>横向比较每个 SKU 在京东、天猫、拼多多等平台的价格。</w:t>
+      </w:r>
+    </w:p>
+    <w:p>
+      <w:pPr>
+        <w:pStyle w:val="ListNumber"/>
+        <w:spacing w:after="80" w:line="300" w:lineRule="auto"/>
+        <w:ind w:left="540" w:hanging="271"/>
+      </w:pPr>
+      <w:r>
+        <w:rPr>
+          <w:rFonts w:ascii="Calibri" w:hAnsi="Calibri" w:eastAsia="Microsoft YaHei"/>
+        </w:rPr>
+        <w:t>查看最低价平台、跨平台价差率和价格结论。</w:t>
+      </w:r>
+    </w:p>
+    <w:p>
+      <w:pPr>
+        <w:pStyle w:val="ListNumber"/>
+        <w:spacing w:after="80" w:line="300" w:lineRule="auto"/>
+        <w:ind w:left="540" w:hanging="271"/>
+      </w:pPr>
+      <w:r>
+        <w:rPr>
+          <w:rFonts w:ascii="Calibri" w:hAnsi="Calibri" w:eastAsia="Microsoft YaHei"/>
+        </w:rPr>
+        <w:t>点击“导出品牌报告”下载 CSV。</w:t>
+      </w:r>
+    </w:p>
+    <w:p>
+      <w:r>
+        <w:rPr>
+          <w:rFonts w:ascii="Calibri" w:hAnsi="Calibri" w:eastAsia="Microsoft YaHei"/>
+        </w:rPr>
+        <w:t>品牌相同不代表商品同款。报告仍按系列、段位与规格逐 SKU 比较，账户专属优惠单独展示，不混入公开平台价格矩阵。</w:t>
+      </w:r>
+    </w:p>
+    <w:p>
       <w:r>
         <w:br w:type="page"/>
       </w:r>

--- a/price-scope-ai/docs/价策AI产品使用说明书.docx
+++ b/price-scope-ai/docs/价策AI产品使用说明书.docx
@@ -406,7 +406,7 @@
         <w:rPr>
           <w:rFonts w:ascii="Calibri" w:hAnsi="Calibri" w:eastAsia="Microsoft YaHei"/>
         </w:rPr>
-        <w:t>价策 AI 是面向电商商家的价格情报与定价决策产品。系统从平台开放 API、合规公开商品页、用户本机授权态或 CSV 获得公开价与优惠条件，分层核算真实到手价，再结合商品价格、成本、销量、库存与商品角色，完成价格诊断、建议区间、调价模拟和可视化报告。</w:t>
+        <w:t>价策 AI 是面向电商商家的价格情报与定价决策产品。系统从平台开放 API、合规公开商品页、用户本机授权态或 CSV 获得公开价与优惠条件，分层核算真实到手价，再结合商品价格、成本、销量、库存与商品角色，完成价格诊断、建议区间、调价模拟和可视化报告。演示货盘覆盖母婴奶粉、食品饮料、家用电器和个护清洁，导入 CSV 可继续扩展品类。</w:t>
       </w:r>
     </w:p>
     <w:p>
@@ -1637,6 +1637,80 @@
                 <w:sz w:val="18"/>
               </w:rPr>
               <w:t>P001</w:t>
+            </w:r>
+          </w:p>
+        </w:tc>
+      </w:tr>
+      <w:tr>
+        <w:tc>
+          <w:tcPr>
+            <w:tcW w:type="dxa" w:w="1900"/>
+            <w:tcMar>
+              <w:top w:w="80" w:type="dxa"/>
+              <w:start w:w="120" w:type="dxa"/>
+              <w:bottom w:w="80" w:type="dxa"/>
+              <w:end w:w="120" w:type="dxa"/>
+            </w:tcMar>
+            <w:vAlign w:val="center"/>
+          </w:tcPr>
+          <w:p>
+            <w:pPr>
+              <w:jc w:val="center"/>
+            </w:pPr>
+            <w:r>
+              <w:rPr>
+                <w:rFonts w:ascii="Calibri" w:hAnsi="Calibri" w:eastAsia="Microsoft YaHei"/>
+                <w:sz w:val="18"/>
+              </w:rPr>
+              <w:t>品类</w:t>
+            </w:r>
+          </w:p>
+        </w:tc>
+        <w:tc>
+          <w:tcPr>
+            <w:tcW w:type="dxa" w:w="4600"/>
+            <w:tcMar>
+              <w:top w:w="80" w:type="dxa"/>
+              <w:start w:w="120" w:type="dxa"/>
+              <w:bottom w:w="80" w:type="dxa"/>
+              <w:end w:w="120" w:type="dxa"/>
+            </w:tcMar>
+            <w:vAlign w:val="center"/>
+          </w:tcPr>
+          <w:p>
+            <w:pPr>
+              <w:jc w:val="left"/>
+            </w:pPr>
+            <w:r>
+              <w:rPr>
+                <w:rFonts w:ascii="Calibri" w:hAnsi="Calibri" w:eastAsia="Microsoft YaHei"/>
+                <w:sz w:val="18"/>
+              </w:rPr>
+              <w:t>品类筛选与分组</w:t>
+            </w:r>
+          </w:p>
+        </w:tc>
+        <w:tc>
+          <w:tcPr>
+            <w:tcW w:type="dxa" w:w="2860"/>
+            <w:tcMar>
+              <w:top w:w="80" w:type="dxa"/>
+              <w:start w:w="120" w:type="dxa"/>
+              <w:bottom w:w="80" w:type="dxa"/>
+              <w:end w:w="120" w:type="dxa"/>
+            </w:tcMar>
+            <w:vAlign w:val="center"/>
+          </w:tcPr>
+          <w:p>
+            <w:pPr>
+              <w:jc w:val="center"/>
+            </w:pPr>
+            <w:r>
+              <w:rPr>
+                <w:rFonts w:ascii="Calibri" w:hAnsi="Calibri" w:eastAsia="Microsoft YaHei"/>
+                <w:sz w:val="18"/>
+              </w:rPr>
+              <w:t>食品饮料</w:t>
             </w:r>
           </w:p>
         </w:tc>
@@ -4325,7 +4399,7 @@
         <w:keepNext/>
       </w:pPr>
       <w:r>
-        <w:t>11.1 同品牌头部 SKU 跨平台价格报告</w:t>
+        <w:t>11.1 多品类头部 SKU 跨平台价格矩阵</w:t>
       </w:r>
     </w:p>
     <w:p>
@@ -4338,7 +4412,7 @@
         <w:rPr>
           <w:rFonts w:ascii="Calibri" w:hAnsi="Calibri" w:eastAsia="Microsoft YaHei"/>
         </w:rPr>
-        <w:t>在报告中心选择需要分析的品牌。</w:t>
+        <w:t>在报告中心切换到品牌跨平台比价，选择品类与品牌。</w:t>
       </w:r>
     </w:p>
     <w:p>
@@ -4364,7 +4438,7 @@
         <w:rPr>
           <w:rFonts w:ascii="Calibri" w:hAnsi="Calibri" w:eastAsia="Microsoft YaHei"/>
         </w:rPr>
-        <w:t>横向比较每个 SKU 在京东、天猫、拼多多等平台的价格。</w:t>
+        <w:t>横向查看价格矩阵：一行一个标准 SKU，一个平台一列。</w:t>
       </w:r>
     </w:p>
     <w:p>
@@ -4377,7 +4451,7 @@
         <w:rPr>
           <w:rFonts w:ascii="Calibri" w:hAnsi="Calibri" w:eastAsia="Microsoft YaHei"/>
         </w:rPr>
-        <w:t>查看最低价平台、跨平台价差率和价格结论。</w:t>
+        <w:t>查看价格热力、平台价格指数、SKU 价差率和价格结论。</w:t>
       </w:r>
     </w:p>
     <w:p>
@@ -4390,7 +4464,7 @@
         <w:rPr>
           <w:rFonts w:ascii="Calibri" w:hAnsi="Calibri" w:eastAsia="Microsoft YaHei"/>
         </w:rPr>
-        <w:t>点击“导出品牌报告”下载 CSV。</w:t>
+        <w:t>点击“导出矩阵”下载 CSV。</w:t>
       </w:r>
     </w:p>
     <w:p>

--- a/price-scope-ai/docs/价策AI产品使用说明书.docx
+++ b/price-scope-ai/docs/价策AI产品使用说明书.docx
@@ -406,7 +406,7 @@
         <w:rPr>
           <w:rFonts w:ascii="Calibri" w:hAnsi="Calibri" w:eastAsia="Microsoft YaHei"/>
         </w:rPr>
-        <w:t>价策 AI 是面向电商商家的价格情报与定价决策产品。系统从平台开放 API、合规公开商品页、用户本机授权态或 CSV 获得公开价与优惠条件，分层核算真实到手价，再结合商品价格、成本、销量、库存与商品角色，完成价格诊断、建议区间、调价模拟和可视化报告。演示货盘覆盖母婴奶粉、食品饮料、家用电器和个护清洁，导入 CSV 可继续扩展品类。</w:t>
+        <w:t>价策 AI 是面向电商商家的价格情报与定价决策产品。系统基于用户本机授权账号采集商品与优惠信息，在购物车和提交订单前页面复核结算预览价，再结合商品价格、成本、销量、库存与商品角色，完成价格诊断、建议区间、调价模拟和可视化报告。</w:t>
       </w:r>
     </w:p>
     <w:p>
@@ -488,7 +488,7 @@
         <w:rPr>
           <w:rFonts w:ascii="Calibri" w:hAnsi="Calibri" w:eastAsia="Microsoft YaHei"/>
         </w:rPr>
-        <w:t>如需采集公开页，另开终端执行 pnpm collector:serve。</w:t>
+        <w:t>如需接入本地采集连接层，另开终端执行 pnpm collector:serve；真实平台需配置对应浏览器适配器。</w:t>
       </w:r>
     </w:p>
     <w:p>
@@ -646,7 +646,7 @@
         <w:rPr>
           <w:rFonts w:ascii="Calibri" w:hAnsi="Calibri" w:eastAsia="Microsoft YaHei"/>
         </w:rPr>
-        <w:t>采集中心将面试演示与真实采集明确隔离。演示快照无需平台密钥且标识为 DEMO；本地采集服务接收用户提供的公开商品页 HTTPS 链接，输出平台、价格、解析方式、采集时间和失败原因。</w:t>
+        <w:t>采集中心将面试演示与登录态采集明确隔离。真实任务必须先为各平台选择已授权账号，再输出结算预览价、账号画像、验证方式、采集时间和失败原因。</w:t>
       </w:r>
     </w:p>
     <w:p>
@@ -681,7 +681,7 @@
         <w:rPr>
           <w:rFonts w:ascii="Calibri" w:hAnsi="Calibri" w:eastAsia="Microsoft YaHei"/>
         </w:rPr>
-        <w:t>进入价格采集中心，切换为“本地采集服务”。</w:t>
+        <w:t>进入价格采集中心，为每个平台选择已授权账号。</w:t>
       </w:r>
     </w:p>
     <w:p>
@@ -694,7 +694,7 @@
         <w:rPr>
           <w:rFonts w:ascii="Calibri" w:hAnsi="Calibri" w:eastAsia="Microsoft YaHei"/>
         </w:rPr>
-        <w:t>粘贴公开商品页链接，每行一个，然后点击“立即采集”。</w:t>
+        <w:t>粘贴账号可访问的商品页链接，每行一个，然后点击“立即采集”。</w:t>
       </w:r>
     </w:p>
     <w:p>
@@ -755,7 +755,7 @@
         <w:rPr>
           <w:rFonts w:ascii="Calibri" w:hAnsi="Calibri" w:eastAsia="Microsoft YaHei"/>
         </w:rPr>
-        <w:t>依次解析 JSON-LD、价格 Meta 和页面公开数据。</w:t>
+        <w:t>识别优惠、核算购物车并进入提交订单前页面二次复核。</w:t>
       </w:r>
     </w:p>
     <w:p>
@@ -842,7 +842,7 @@
         <w:rPr>
           <w:rFonts w:ascii="Calibri" w:hAnsi="Calibri" w:eastAsia="Microsoft YaHei"/>
         </w:rPr>
-        <w:t>多选京东、天猫、拼多多等目标平台，并选择价格口径。</w:t>
+        <w:t>多选京东、天猫、拼多多等目标平台，并确认各平台采集账号。</w:t>
       </w:r>
     </w:p>
     <w:p>
@@ -885,7 +885,7 @@
         <w:rPr>
           <w:rFonts w:ascii="Calibri" w:hAnsi="Calibri" w:eastAsia="Microsoft YaHei"/>
         </w:rPr>
-        <w:t>优惠策略中心将划线价、公开售价、条件可实现价和已持券实际价分层展示，核算平台券、店铺券、品类券、会员折扣、满减、补贴和运费。会员、新客、地区及账户定向价格不会混入公开市场中位数。</w:t>
+        <w:t>优惠策略中心统一展示账号结算预览价，核算平台券、店铺券、品类券、会员折扣、满减、补贴和运费。每个平台支持多个账号独立保存和切换，报告显示账号别名、会员等级、收货地区与优惠范围。</w:t>
       </w:r>
     </w:p>
     <w:p>
@@ -1045,8 +1045,8 @@
         <w:tblInd w:w="120" w:type="dxa"/>
       </w:tblPr>
       <w:tblGrid>
-        <w:gridCol w:w="1900"/>
-        <w:gridCol w:w="4700"/>
+        <w:gridCol w:w="2100"/>
+        <w:gridCol w:w="4500"/>
         <w:gridCol w:w="2760"/>
       </w:tblGrid>
       <w:tr>
@@ -1055,7 +1055,7 @@
         </w:trPr>
         <w:tc>
           <w:tcPr>
-            <w:tcW w:type="dxa" w:w="1900"/>
+            <w:tcW w:type="dxa" w:w="2100"/>
             <w:shd w:fill="E8EEF5"/>
             <w:tcMar>
               <w:top w:w="80" w:type="dxa"/>
@@ -1082,7 +1082,7 @@
         </w:tc>
         <w:tc>
           <w:tcPr>
-            <w:tcW w:type="dxa" w:w="4700"/>
+            <w:tcW w:type="dxa" w:w="4500"/>
             <w:shd w:fill="E8EEF5"/>
             <w:tcMar>
               <w:top w:w="80" w:type="dxa"/>
@@ -1130,7 +1130,7 @@
                 <w:color w:val="1F2940"/>
                 <w:sz w:val="19"/>
               </w:rPr>
-              <w:t>市场比较</w:t>
+              <w:t>报告要求</w:t>
             </w:r>
           </w:p>
         </w:tc>
@@ -1138,7 +1138,7 @@
       <w:tr>
         <w:tc>
           <w:tcPr>
-            <w:tcW w:type="dxa" w:w="1900"/>
+            <w:tcW w:type="dxa" w:w="2100"/>
             <w:tcMar>
               <w:top w:w="80" w:type="dxa"/>
               <w:start w:w="120" w:type="dxa"/>
@@ -1156,13 +1156,13 @@
                 <w:rFonts w:ascii="Calibri" w:hAnsi="Calibri" w:eastAsia="Microsoft YaHei"/>
                 <w:sz w:val="18"/>
               </w:rPr>
-              <w:t>划线价</w:t>
+              <w:t>账号结算预览价</w:t>
             </w:r>
           </w:p>
         </w:tc>
         <w:tc>
           <w:tcPr>
-            <w:tcW w:type="dxa" w:w="4700"/>
+            <w:tcW w:type="dxa" w:w="4500"/>
             <w:tcMar>
               <w:top w:w="80" w:type="dxa"/>
               <w:start w:w="120" w:type="dxa"/>
@@ -1180,7 +1180,7 @@
                 <w:rFonts w:ascii="Calibri" w:hAnsi="Calibri" w:eastAsia="Microsoft YaHei"/>
                 <w:sz w:val="18"/>
               </w:rPr>
-              <w:t>页面参考原价</w:t>
+              <w:t>指定账号、地区、数量和优惠下，提交订单前页面的应付金额</w:t>
             </w:r>
           </w:p>
         </w:tc>
@@ -1204,7 +1204,7 @@
                 <w:rFonts w:ascii="Calibri" w:hAnsi="Calibri" w:eastAsia="Microsoft YaHei"/>
                 <w:sz w:val="18"/>
               </w:rPr>
-              <w:t>不进入</w:t>
+              <w:t>显示账号画像与条件</w:t>
             </w:r>
           </w:p>
         </w:tc>
@@ -1212,7 +1212,7 @@
       <w:tr>
         <w:tc>
           <w:tcPr>
-            <w:tcW w:type="dxa" w:w="1900"/>
+            <w:tcW w:type="dxa" w:w="2100"/>
             <w:tcMar>
               <w:top w:w="80" w:type="dxa"/>
               <w:start w:w="120" w:type="dxa"/>
@@ -1230,13 +1230,13 @@
                 <w:rFonts w:ascii="Calibri" w:hAnsi="Calibri" w:eastAsia="Microsoft YaHei"/>
                 <w:sz w:val="18"/>
               </w:rPr>
-              <w:t>公开售价</w:t>
+              <w:t>已支付成交价</w:t>
             </w:r>
           </w:p>
         </w:tc>
         <w:tc>
           <w:tcPr>
-            <w:tcW w:type="dxa" w:w="4700"/>
+            <w:tcW w:type="dxa" w:w="4500"/>
             <w:tcMar>
               <w:top w:w="80" w:type="dxa"/>
               <w:start w:w="120" w:type="dxa"/>
@@ -1254,7 +1254,7 @@
                 <w:rFonts w:ascii="Calibri" w:hAnsi="Calibri" w:eastAsia="Microsoft YaHei"/>
                 <w:sz w:val="18"/>
               </w:rPr>
-              <w:t>无需登录或领券即可复现</w:t>
+              <w:t>用户实际完成支付的订单金额</w:t>
             </w:r>
           </w:p>
         </w:tc>
@@ -1278,155 +1278,7 @@
                 <w:rFonts w:ascii="Calibri" w:hAnsi="Calibri" w:eastAsia="Microsoft YaHei"/>
                 <w:sz w:val="18"/>
               </w:rPr>
-              <w:t>进入公开中位数</w:t>
-            </w:r>
-          </w:p>
-        </w:tc>
-      </w:tr>
-      <w:tr>
-        <w:tc>
-          <w:tcPr>
-            <w:tcW w:type="dxa" w:w="1900"/>
-            <w:tcMar>
-              <w:top w:w="80" w:type="dxa"/>
-              <w:start w:w="120" w:type="dxa"/>
-              <w:bottom w:w="80" w:type="dxa"/>
-              <w:end w:w="120" w:type="dxa"/>
-            </w:tcMar>
-            <w:vAlign w:val="center"/>
-          </w:tcPr>
-          <w:p>
-            <w:pPr>
-              <w:jc w:val="center"/>
-            </w:pPr>
-            <w:r>
-              <w:rPr>
-                <w:rFonts w:ascii="Calibri" w:hAnsi="Calibri" w:eastAsia="Microsoft YaHei"/>
-                <w:sz w:val="18"/>
-              </w:rPr>
-              <w:t>条件可实现价</w:t>
-            </w:r>
-          </w:p>
-        </w:tc>
-        <w:tc>
-          <w:tcPr>
-            <w:tcW w:type="dxa" w:w="4700"/>
-            <w:tcMar>
-              <w:top w:w="80" w:type="dxa"/>
-              <w:start w:w="120" w:type="dxa"/>
-              <w:bottom w:w="80" w:type="dxa"/>
-              <w:end w:w="120" w:type="dxa"/>
-            </w:tcMar>
-            <w:vAlign w:val="center"/>
-          </w:tcPr>
-          <w:p>
-            <w:pPr>
-              <w:jc w:val="left"/>
-            </w:pPr>
-            <w:r>
-              <w:rPr>
-                <w:rFonts w:ascii="Calibri" w:hAnsi="Calibri" w:eastAsia="Microsoft YaHei"/>
-                <w:sz w:val="18"/>
-              </w:rPr>
-              <w:t>满足门槛并可领取优惠</w:t>
-            </w:r>
-          </w:p>
-        </w:tc>
-        <w:tc>
-          <w:tcPr>
-            <w:tcW w:type="dxa" w:w="2760"/>
-            <w:tcMar>
-              <w:top w:w="80" w:type="dxa"/>
-              <w:start w:w="120" w:type="dxa"/>
-              <w:bottom w:w="80" w:type="dxa"/>
-              <w:end w:w="120" w:type="dxa"/>
-            </w:tcMar>
-            <w:vAlign w:val="center"/>
-          </w:tcPr>
-          <w:p>
-            <w:pPr>
-              <w:jc w:val="center"/>
-            </w:pPr>
-            <w:r>
-              <w:rPr>
-                <w:rFonts w:ascii="Calibri" w:hAnsi="Calibri" w:eastAsia="Microsoft YaHei"/>
-                <w:sz w:val="18"/>
-              </w:rPr>
-              <w:t>仅同条件比较</w:t>
-            </w:r>
-          </w:p>
-        </w:tc>
-      </w:tr>
-      <w:tr>
-        <w:tc>
-          <w:tcPr>
-            <w:tcW w:type="dxa" w:w="1900"/>
-            <w:tcMar>
-              <w:top w:w="80" w:type="dxa"/>
-              <w:start w:w="120" w:type="dxa"/>
-              <w:bottom w:w="80" w:type="dxa"/>
-              <w:end w:w="120" w:type="dxa"/>
-            </w:tcMar>
-            <w:vAlign w:val="center"/>
-          </w:tcPr>
-          <w:p>
-            <w:pPr>
-              <w:jc w:val="center"/>
-            </w:pPr>
-            <w:r>
-              <w:rPr>
-                <w:rFonts w:ascii="Calibri" w:hAnsi="Calibri" w:eastAsia="Microsoft YaHei"/>
-                <w:sz w:val="18"/>
-              </w:rPr>
-              <w:t>已持券实际价</w:t>
-            </w:r>
-          </w:p>
-        </w:tc>
-        <w:tc>
-          <w:tcPr>
-            <w:tcW w:type="dxa" w:w="4700"/>
-            <w:tcMar>
-              <w:top w:w="80" w:type="dxa"/>
-              <w:start w:w="120" w:type="dxa"/>
-              <w:bottom w:w="80" w:type="dxa"/>
-              <w:end w:w="120" w:type="dxa"/>
-            </w:tcMar>
-            <w:vAlign w:val="center"/>
-          </w:tcPr>
-          <w:p>
-            <w:pPr>
-              <w:jc w:val="left"/>
-            </w:pPr>
-            <w:r>
-              <w:rPr>
-                <w:rFonts w:ascii="Calibri" w:hAnsi="Calibri" w:eastAsia="Microsoft YaHei"/>
-                <w:sz w:val="18"/>
-              </w:rPr>
-              <w:t>当前授权账户可验证价格</w:t>
-            </w:r>
-          </w:p>
-        </w:tc>
-        <w:tc>
-          <w:tcPr>
-            <w:tcW w:type="dxa" w:w="2760"/>
-            <w:tcMar>
-              <w:top w:w="80" w:type="dxa"/>
-              <w:start w:w="120" w:type="dxa"/>
-              <w:bottom w:w="80" w:type="dxa"/>
-              <w:end w:w="120" w:type="dxa"/>
-            </w:tcMar>
-            <w:vAlign w:val="center"/>
-          </w:tcPr>
-          <w:p>
-            <w:pPr>
-              <w:jc w:val="center"/>
-            </w:pPr>
-            <w:r>
-              <w:rPr>
-                <w:rFonts w:ascii="Calibri" w:hAnsi="Calibri" w:eastAsia="Microsoft YaHei"/>
-                <w:sz w:val="18"/>
-              </w:rPr>
-              <w:t>单独展示</w:t>
+              <w:t>仅订单回传后使用</w:t>
             </w:r>
           </w:p>
         </w:tc>
@@ -4472,7 +4324,7 @@
         <w:rPr>
           <w:rFonts w:ascii="Calibri" w:hAnsi="Calibri" w:eastAsia="Microsoft YaHei"/>
         </w:rPr>
-        <w:t>品牌相同不代表商品同款。报告仍按系列、段位与规格逐 SKU 比较，账户专属优惠单独展示，不混入公开平台价格矩阵。</w:t>
+        <w:t>品牌相同不代表商品同款。报告仍按系列、段位与规格逐 SKU 比较；平台作为列展示所选账号的结算预览价，并在报告顶部明确账号条件。切换账号后生成新的报告版本。</w:t>
       </w:r>
     </w:p>
     <w:p>
@@ -4499,7 +4351,7 @@
         <w:rPr>
           <w:rFonts w:ascii="Calibri" w:hAnsi="Calibri" w:eastAsia="Microsoft YaHei"/>
         </w:rPr>
-        <w:t>定期运行授权 API、公开页采集或 CSV 导入。</w:t>
+        <w:t>确认各平台授权账号、会员等级、收货地区和会话有效期。</w:t>
       </w:r>
     </w:p>
     <w:p>
@@ -4682,7 +4534,7 @@
         <w:rPr>
           <w:rFonts w:ascii="Calibri" w:hAnsi="Calibri" w:eastAsia="Microsoft YaHei"/>
         </w:rPr>
-        <w:t>不采集登录后、验证码保护或 robots.txt 禁止的页面。</w:t>
+        <w:t>遇到验证码、风控、付费会员或支付步骤时暂停并交还用户。</w:t>
       </w:r>
     </w:p>
     <w:p>
@@ -4739,13 +4591,13 @@
           <w:rFonts w:ascii="Calibri" w:hAnsi="Calibri" w:eastAsia="Microsoft YaHei"/>
           <w:b/>
         </w:rPr>
-        <w:t>公开页采集失败：</w:t>
+        <w:t>登录态采集失败：</w:t>
       </w:r>
       <w:r>
         <w:rPr>
           <w:rFonts w:ascii="Calibri" w:hAnsi="Calibri" w:eastAsia="Microsoft YaHei"/>
         </w:rPr>
-        <w:t>平台可能采用动态渲染、登录校验或 robots 限制；系统不会绕过控制，请改用官方开放 API 或 CSV。</w:t>
+        <w:t>检查所选账号会话是否有效；遇到验证码或风控时需用户在官方页面重新授权。</w:t>
       </w:r>
     </w:p>
     <w:p>
